--- a/ПиРМП/прак 4/material/material.docx
+++ b/ПиРМП/прак 4/material/material.docx
@@ -4,6 +4,10 @@
   <w:body>
     <w:p>
       <w:r>
+        <w:rPr>
+          <w:noProof/>
+          <w:lang w:eastAsia="ru-RU"/>
+        </w:rPr>
         <w:drawing>
           <wp:inline distT="0" distB="0" distL="0" distR="0" wp14:anchorId="04782206" wp14:editId="67B5A8CB">
             <wp:extent cx="5940425" cy="4267200"/>
@@ -20,7 +24,7 @@
                     <pic:cNvPicPr/>
                   </pic:nvPicPr>
                   <pic:blipFill>
-                    <a:blip r:embed="rId4"/>
+                    <a:blip r:embed="rId5"/>
                     <a:stretch>
                       <a:fillRect/>
                     </a:stretch>
@@ -40,7 +44,86 @@
           </wp:inline>
         </w:drawing>
       </w:r>
+    </w:p>
+    <w:p>
+      <w:r>
+        <w:drawing>
+          <wp:inline distT="0" distB="0" distL="0" distR="0" wp14:anchorId="3DF0D294" wp14:editId="4336D017">
+            <wp:extent cx="5940425" cy="4276725"/>
+            <wp:effectExtent l="0" t="0" r="3175" b="9525"/>
+            <wp:docPr id="2" name="Рисунок 2"/>
+            <wp:cNvGraphicFramePr>
+              <a:graphicFrameLocks xmlns:a="http://schemas.openxmlformats.org/drawingml/2006/main" noChangeAspect="1"/>
+            </wp:cNvGraphicFramePr>
+            <a:graphic xmlns:a="http://schemas.openxmlformats.org/drawingml/2006/main">
+              <a:graphicData uri="http://schemas.openxmlformats.org/drawingml/2006/picture">
+                <pic:pic xmlns:pic="http://schemas.openxmlformats.org/drawingml/2006/picture">
+                  <pic:nvPicPr>
+                    <pic:cNvPr id="1" name=""/>
+                    <pic:cNvPicPr/>
+                  </pic:nvPicPr>
+                  <pic:blipFill>
+                    <a:blip r:embed="rId6"/>
+                    <a:stretch>
+                      <a:fillRect/>
+                    </a:stretch>
+                  </pic:blipFill>
+                  <pic:spPr>
+                    <a:xfrm>
+                      <a:off x="0" y="0"/>
+                      <a:ext cx="5940425" cy="4276725"/>
+                    </a:xfrm>
+                    <a:prstGeom prst="rect">
+                      <a:avLst/>
+                    </a:prstGeom>
+                  </pic:spPr>
+                </pic:pic>
+              </a:graphicData>
+            </a:graphic>
+          </wp:inline>
+        </w:drawing>
+      </w:r>
+    </w:p>
+    <w:p>
       <w:bookmarkStart w:id="0" w:name="_GoBack"/>
+      <w:r>
+        <w:lastRenderedPageBreak/>
+        <w:drawing>
+          <wp:inline distT="0" distB="0" distL="0" distR="0" wp14:anchorId="09A5C7D2" wp14:editId="7CE26308">
+            <wp:extent cx="5940425" cy="5142230"/>
+            <wp:effectExtent l="0" t="0" r="3175" b="1270"/>
+            <wp:docPr id="3" name="Рисунок 3"/>
+            <wp:cNvGraphicFramePr>
+              <a:graphicFrameLocks xmlns:a="http://schemas.openxmlformats.org/drawingml/2006/main" noChangeAspect="1"/>
+            </wp:cNvGraphicFramePr>
+            <a:graphic xmlns:a="http://schemas.openxmlformats.org/drawingml/2006/main">
+              <a:graphicData uri="http://schemas.openxmlformats.org/drawingml/2006/picture">
+                <pic:pic xmlns:pic="http://schemas.openxmlformats.org/drawingml/2006/picture">
+                  <pic:nvPicPr>
+                    <pic:cNvPr id="1" name=""/>
+                    <pic:cNvPicPr/>
+                  </pic:nvPicPr>
+                  <pic:blipFill>
+                    <a:blip r:embed="rId7"/>
+                    <a:stretch>
+                      <a:fillRect/>
+                    </a:stretch>
+                  </pic:blipFill>
+                  <pic:spPr>
+                    <a:xfrm>
+                      <a:off x="0" y="0"/>
+                      <a:ext cx="5940425" cy="5142230"/>
+                    </a:xfrm>
+                    <a:prstGeom prst="rect">
+                      <a:avLst/>
+                    </a:prstGeom>
+                  </pic:spPr>
+                </pic:pic>
+              </a:graphicData>
+            </a:graphic>
+          </wp:inline>
+        </w:drawing>
+      </w:r>
       <w:bookmarkEnd w:id="0"/>
     </w:p>
     <w:sectPr>
@@ -736,4 +819,16 @@
     </a:ext>
   </a:extLst>
 </a:theme>
+</file>
+
+<file path=customXml/item1.xml><?xml version="1.0" encoding="utf-8"?>
+<b:Sources xmlns:b="http://schemas.openxmlformats.org/officeDocument/2006/bibliography" xmlns="http://schemas.openxmlformats.org/officeDocument/2006/bibliography" SelectedStyle="\APASixthEditionOfficeOnline.xsl" StyleName="APA" Version="6"/>
+</file>
+
+<file path=customXml/itemProps1.xml><?xml version="1.0" encoding="utf-8"?>
+<ds:datastoreItem xmlns:ds="http://schemas.openxmlformats.org/officeDocument/2006/customXml" ds:itemID="{193F5C5A-406F-4720-A35E-409DFEFFAAC8}">
+  <ds:schemaRefs>
+    <ds:schemaRef ds:uri="http://schemas.openxmlformats.org/officeDocument/2006/bibliography"/>
+  </ds:schemaRefs>
+</ds:datastoreItem>
 </file>